--- a/front/public/documents/CV_Artem_Starikov.docx
+++ b/front/public/documents/CV_Artem_Starikov.docx
@@ -7,17 +7,20 @@
         <w:spacing w:after="60" w:lineRule="auto"/>
         <w:rPr/>
       </w:pPr>
-      <w:r>
-        <w:rPr>
-          <w:b w:val="1"/>
-          <w:bCs w:val="1"/>
-          <w:color w:val="111827"/>
-          <w:sz w:val="52"/>
-          <w:szCs w:val="52"/>
-          <w:rtl w:val="0"/>
-        </w:rPr>
-        <w:t xml:space="preserve">Артем Стариков</w:t>
-      </w:r>
+      <w:hyperlink r:id="rId7">
+        <w:r>
+          <w:rPr>
+            <w:b w:val="1"/>
+            <w:bCs w:val="1"/>
+            <w:color w:val="1155cc"/>
+            <w:sz w:val="52"/>
+            <w:szCs w:val="52"/>
+            <w:u w:val="single"/>
+            <w:rtl w:val="0"/>
+          </w:rPr>
+          <w:t xml:space="preserve">Артем Стариков</w:t>
+        </w:r>
+      </w:hyperlink>
       <w:r>
         <w:rPr>
           <w:rtl w:val="0"/>
@@ -623,7 +626,7 @@
           <w:bCs w:val="1"/>
         </w:rPr>
       </w:pPr>
-      <w:hyperlink r:id="rId7">
+      <w:hyperlink r:id="rId8">
         <w:r>
           <w:rPr>
             <w:b w:val="1"/>
@@ -637,7 +640,7 @@
           <w:t xml:space="preserve">Frontend</w:t>
         </w:r>
       </w:hyperlink>
-      <w:hyperlink r:id="rId8">
+      <w:hyperlink r:id="rId9">
         <w:r>
           <w:rPr>
             <w:b w:val="1"/>
@@ -649,7 +652,7 @@
           <w:t xml:space="preserve"> / </w:t>
         </w:r>
       </w:hyperlink>
-      <w:hyperlink r:id="rId9">
+      <w:hyperlink r:id="rId10">
         <w:r>
           <w:rPr>
             <w:b w:val="1"/>
@@ -816,7 +819,7 @@
           <w:szCs w:val="24"/>
         </w:rPr>
       </w:pPr>
-      <w:hyperlink r:id="rId10">
+      <w:hyperlink r:id="rId11">
         <w:r>
           <w:rPr>
             <w:b w:val="1"/>
@@ -830,7 +833,7 @@
           <w:t xml:space="preserve">Frontent</w:t>
         </w:r>
       </w:hyperlink>
-      <w:hyperlink r:id="rId11">
+      <w:hyperlink r:id="rId12">
         <w:r>
           <w:rPr>
             <w:b w:val="1"/>
@@ -842,7 +845,7 @@
           <w:t xml:space="preserve"> /</w:t>
         </w:r>
       </w:hyperlink>
-      <w:hyperlink r:id="rId12">
+      <w:hyperlink r:id="rId13">
         <w:r>
           <w:rPr>
             <w:color w:val="1155cc"/>
@@ -852,7 +855,7 @@
           <w:t xml:space="preserve"> </w:t>
         </w:r>
       </w:hyperlink>
-      <w:hyperlink r:id="rId13">
+      <w:hyperlink r:id="rId14">
         <w:r>
           <w:rPr>
             <w:b w:val="1"/>
@@ -873,7 +876,7 @@
         </w:rPr>
         <w:t xml:space="preserve">  ·  Shveina Rota — </w:t>
       </w:r>
-      <w:hyperlink r:id="rId14">
+      <w:hyperlink r:id="rId15">
         <w:r>
           <w:rPr>
             <w:color w:val="1155cc"/>
@@ -883,7 +886,7 @@
           <w:t xml:space="preserve">Інтерн</w:t>
         </w:r>
       </w:hyperlink>
-      <w:hyperlink r:id="rId15">
+      <w:hyperlink r:id="rId16">
         <w:r>
           <w:rPr>
             <w:color w:val="1155cc"/>
@@ -1143,20 +1146,34 @@
         <w:spacing w:after="60" w:lineRule="auto"/>
         <w:rPr/>
       </w:pPr>
-      <w:r>
-        <w:rPr>
-          <w:b w:val="1"/>
-          <w:bCs w:val="1"/>
-          <w:rtl w:val="0"/>
-        </w:rPr>
-        <w:t xml:space="preserve">Бакалавр програмної інженерії</w:t>
-      </w:r>
+      <w:hyperlink r:id="rId17">
+        <w:r>
+          <w:rPr>
+            <w:b w:val="1"/>
+            <w:bCs w:val="1"/>
+            <w:color w:val="1155cc"/>
+            <w:u w:val="single"/>
+            <w:rtl w:val="0"/>
+          </w:rPr>
+          <w:t xml:space="preserve">Бакалавр програмної інженерії</w:t>
+        </w:r>
+      </w:hyperlink>
+      <w:hyperlink r:id="rId18">
+        <w:r>
+          <w:rPr>
+            <w:color w:val="1155cc"/>
+            <w:u w:val="single"/>
+            <w:rtl w:val="0"/>
+          </w:rPr>
+          <w:t xml:space="preserve"> </w:t>
+        </w:r>
+      </w:hyperlink>
       <w:r>
         <w:rPr>
           <w:color w:val="6b7280"/>
           <w:rtl w:val="0"/>
         </w:rPr>
-        <w:t xml:space="preserve">  ·  2024 </w:t>
+        <w:t xml:space="preserve"> ·  2024 </w:t>
       </w:r>
       <w:r>
         <w:rPr>
@@ -1168,7 +1185,7 @@
       <w:pPr>
         <w:rPr/>
       </w:pPr>
-      <w:hyperlink r:id="rId16">
+      <w:hyperlink r:id="rId19">
         <w:r>
           <w:rPr>
             <w:b w:val="1"/>

--- a/front/public/documents/CV_Artem_Starikov.docx
+++ b/front/public/documents/CV_Artem_Starikov.docx
@@ -88,6 +88,30 @@
             <w:shd w:fill="auto" w:val="clear"/>
           </w:rPr>
           <w:t xml:space="preserve">artemstarik7</w:t>
+        </w:r>
+        <w:r>
+          <w:rPr>
+            <w:rFonts w:ascii="Calibri" w:hAnsi="Calibri" w:cs="Calibri" w:eastAsia="Calibri"/>
+            <w:color w:val="1155CC"/>
+            <w:spacing w:val="0"/>
+            <w:position w:val="0"/>
+            <w:sz w:val="19"/>
+            <w:u w:val="single"/>
+            <w:shd w:fill="auto" w:val="clear"/>
+          </w:rPr>
+          <w:t xml:space="preserve"> HYPERLINK "mailto:artemstarik7@gmail.com"</w:t>
+        </w:r>
+        <w:r>
+          <w:rPr>
+            <w:rFonts w:ascii="Calibri" w:hAnsi="Calibri" w:cs="Calibri" w:eastAsia="Calibri"/>
+            <w:color w:val="1155CC"/>
+            <w:spacing w:val="0"/>
+            <w:position w:val="0"/>
+            <w:sz w:val="19"/>
+            <w:u w:val="single"/>
+            <w:shd w:fill="auto" w:val="clear"/>
+          </w:rPr>
+          <w:t xml:space="preserve"> HYPERLINK "mailto:artemstarik7@gmail.com"</w:t>
         </w:r>
         <w:r>
           <w:rPr>
@@ -135,6 +159,30 @@
             <w:u w:val="single"/>
             <w:shd w:fill="auto" w:val="clear"/>
           </w:rPr>
+          <w:t xml:space="preserve"> HYPERLINK "mailto:artemstarik7@gmail.com"</w:t>
+        </w:r>
+        <w:r>
+          <w:rPr>
+            <w:rFonts w:ascii="Calibri" w:hAnsi="Calibri" w:cs="Calibri" w:eastAsia="Calibri"/>
+            <w:color w:val="1155CC"/>
+            <w:spacing w:val="0"/>
+            <w:position w:val="0"/>
+            <w:sz w:val="19"/>
+            <w:u w:val="single"/>
+            <w:shd w:fill="auto" w:val="clear"/>
+          </w:rPr>
+          <w:t xml:space="preserve"> HYPERLINK "mailto:artemstarik7@gmail.com"</w:t>
+        </w:r>
+        <w:r>
+          <w:rPr>
+            <w:rFonts w:ascii="Calibri" w:hAnsi="Calibri" w:cs="Calibri" w:eastAsia="Calibri"/>
+            <w:color w:val="1155CC"/>
+            <w:spacing w:val="0"/>
+            <w:position w:val="0"/>
+            <w:sz w:val="19"/>
+            <w:u w:val="single"/>
+            <w:shd w:fill="auto" w:val="clear"/>
+          </w:rPr>
           <w:t xml:space="preserve">gmail.com</w:t>
         </w:r>
       </w:hyperlink>
@@ -561,7 +609,6 @@
                 <w:rFonts w:ascii="Calibri" w:hAnsi="Calibri" w:cs="Calibri" w:eastAsia="Calibri"/>
                 <w:spacing w:val="0"/>
                 <w:position w:val="0"/>
-                <w:shd w:fill="auto" w:val="clear"/>
               </w:rPr>
             </w:pPr>
             <w:r>
@@ -603,7 +650,6 @@
                 <w:rFonts w:ascii="Calibri" w:hAnsi="Calibri" w:cs="Calibri" w:eastAsia="Calibri"/>
                 <w:spacing w:val="0"/>
                 <w:position w:val="0"/>
-                <w:shd w:fill="auto" w:val="clear"/>
               </w:rPr>
             </w:pPr>
             <w:r>
@@ -645,7 +691,6 @@
                 <w:rFonts w:ascii="Calibri" w:hAnsi="Calibri" w:cs="Calibri" w:eastAsia="Calibri"/>
                 <w:spacing w:val="0"/>
                 <w:position w:val="0"/>
-                <w:shd w:fill="auto" w:val="clear"/>
               </w:rPr>
             </w:pPr>
             <w:r>
@@ -688,7 +733,6 @@
                 <w:spacing w:val="0"/>
                 <w:position w:val="0"/>
                 <w:sz w:val="22"/>
-                <w:shd w:fill="auto" w:val="clear"/>
               </w:rPr>
             </w:pPr>
             <w:r>
@@ -736,7 +780,6 @@
                 <w:rFonts w:ascii="Calibri" w:hAnsi="Calibri" w:cs="Calibri" w:eastAsia="Calibri"/>
                 <w:spacing w:val="0"/>
                 <w:position w:val="0"/>
-                <w:shd w:fill="auto" w:val="clear"/>
               </w:rPr>
             </w:pPr>
             <w:r>
@@ -777,7 +820,6 @@
                 <w:rFonts w:ascii="Calibri" w:hAnsi="Calibri" w:cs="Calibri" w:eastAsia="Calibri"/>
                 <w:spacing w:val="0"/>
                 <w:position w:val="0"/>
-                <w:shd w:fill="auto" w:val="clear"/>
               </w:rPr>
             </w:pPr>
             <w:r>
@@ -820,7 +862,6 @@
                 <w:rFonts w:ascii="Calibri" w:hAnsi="Calibri" w:cs="Calibri" w:eastAsia="Calibri"/>
                 <w:spacing w:val="0"/>
                 <w:position w:val="0"/>
-                <w:shd w:fill="auto" w:val="clear"/>
               </w:rPr>
             </w:pPr>
             <w:r>
@@ -861,7 +902,6 @@
                 <w:rFonts w:ascii="Calibri" w:hAnsi="Calibri" w:cs="Calibri" w:eastAsia="Calibri"/>
                 <w:spacing w:val="0"/>
                 <w:position w:val="0"/>
-                <w:shd w:fill="auto" w:val="clear"/>
               </w:rPr>
             </w:pPr>
             <w:r>
@@ -908,7 +948,6 @@
                 <w:rFonts w:ascii="Calibri" w:hAnsi="Calibri" w:cs="Calibri" w:eastAsia="Calibri"/>
                 <w:spacing w:val="0"/>
                 <w:position w:val="0"/>
-                <w:shd w:fill="auto" w:val="clear"/>
               </w:rPr>
             </w:pPr>
             <w:r>
@@ -949,7 +988,6 @@
                 <w:rFonts w:ascii="Calibri" w:hAnsi="Calibri" w:cs="Calibri" w:eastAsia="Calibri"/>
                 <w:spacing w:val="0"/>
                 <w:position w:val="0"/>
-                <w:shd w:fill="auto" w:val="clear"/>
               </w:rPr>
             </w:pPr>
             <w:r>
@@ -990,7 +1028,6 @@
                 <w:rFonts w:ascii="Calibri" w:hAnsi="Calibri" w:cs="Calibri" w:eastAsia="Calibri"/>
                 <w:spacing w:val="0"/>
                 <w:position w:val="0"/>
-                <w:shd w:fill="auto" w:val="clear"/>
               </w:rPr>
             </w:pPr>
             <w:r>
@@ -1031,7 +1068,6 @@
                 <w:rFonts w:ascii="Calibri" w:hAnsi="Calibri" w:cs="Calibri" w:eastAsia="Calibri"/>
                 <w:spacing w:val="0"/>
                 <w:position w:val="0"/>
-                <w:shd w:fill="auto" w:val="clear"/>
               </w:rPr>
             </w:pPr>
             <w:r>
@@ -1078,7 +1114,6 @@
                 <w:rFonts w:ascii="Calibri" w:hAnsi="Calibri" w:cs="Calibri" w:eastAsia="Calibri"/>
                 <w:spacing w:val="0"/>
                 <w:position w:val="0"/>
-                <w:shd w:fill="auto" w:val="clear"/>
               </w:rPr>
             </w:pPr>
             <w:r>
@@ -1119,7 +1154,6 @@
                 <w:rFonts w:ascii="Calibri" w:hAnsi="Calibri" w:cs="Calibri" w:eastAsia="Calibri"/>
                 <w:spacing w:val="0"/>
                 <w:position w:val="0"/>
-                <w:shd w:fill="auto" w:val="clear"/>
               </w:rPr>
             </w:pPr>
             <w:r>
@@ -1160,7 +1194,6 @@
                 <w:rFonts w:ascii="Calibri" w:hAnsi="Calibri" w:cs="Calibri" w:eastAsia="Calibri"/>
                 <w:spacing w:val="0"/>
                 <w:position w:val="0"/>
-                <w:shd w:fill="auto" w:val="clear"/>
               </w:rPr>
             </w:pPr>
             <w:r>
@@ -1201,7 +1234,6 @@
                 <w:rFonts w:ascii="Calibri" w:hAnsi="Calibri" w:cs="Calibri" w:eastAsia="Calibri"/>
                 <w:spacing w:val="0"/>
                 <w:position w:val="0"/>
-                <w:shd w:fill="auto" w:val="clear"/>
               </w:rPr>
             </w:pPr>
             <w:r>
@@ -1248,7 +1280,6 @@
                 <w:rFonts w:ascii="Calibri" w:hAnsi="Calibri" w:cs="Calibri" w:eastAsia="Calibri"/>
                 <w:spacing w:val="0"/>
                 <w:position w:val="0"/>
-                <w:shd w:fill="auto" w:val="clear"/>
               </w:rPr>
             </w:pPr>
             <w:r>
@@ -1290,7 +1321,6 @@
                 <w:rFonts w:ascii="Calibri" w:hAnsi="Calibri" w:cs="Calibri" w:eastAsia="Calibri"/>
                 <w:spacing w:val="0"/>
                 <w:position w:val="0"/>
-                <w:shd w:fill="auto" w:val="clear"/>
               </w:rPr>
             </w:pPr>
             <w:r>
@@ -1332,7 +1362,6 @@
                 <w:rFonts w:ascii="Calibri" w:hAnsi="Calibri" w:cs="Calibri" w:eastAsia="Calibri"/>
                 <w:spacing w:val="0"/>
                 <w:position w:val="0"/>
-                <w:shd w:fill="auto" w:val="clear"/>
               </w:rPr>
             </w:pPr>
             <w:r>
@@ -1373,7 +1402,6 @@
                 <w:rFonts w:ascii="Calibri" w:hAnsi="Calibri" w:cs="Calibri" w:eastAsia="Calibri"/>
                 <w:spacing w:val="0"/>
                 <w:position w:val="0"/>
-                <w:shd w:fill="auto" w:val="clear"/>
               </w:rPr>
             </w:pPr>
             <w:r>
@@ -1420,7 +1448,6 @@
                 <w:rFonts w:ascii="Calibri" w:hAnsi="Calibri" w:cs="Calibri" w:eastAsia="Calibri"/>
                 <w:spacing w:val="0"/>
                 <w:position w:val="0"/>
-                <w:shd w:fill="auto" w:val="clear"/>
               </w:rPr>
             </w:pPr>
             <w:r>
@@ -1462,7 +1489,6 @@
                 <w:rFonts w:ascii="Calibri" w:hAnsi="Calibri" w:cs="Calibri" w:eastAsia="Calibri"/>
                 <w:spacing w:val="0"/>
                 <w:position w:val="0"/>
-                <w:shd w:fill="auto" w:val="clear"/>
               </w:rPr>
             </w:pPr>
           </w:p>
@@ -1493,7 +1519,6 @@
                 <w:rFonts w:ascii="Calibri" w:hAnsi="Calibri" w:cs="Calibri" w:eastAsia="Calibri"/>
                 <w:spacing w:val="0"/>
                 <w:position w:val="0"/>
-                <w:shd w:fill="auto" w:val="clear"/>
               </w:rPr>
             </w:pPr>
           </w:p>
@@ -1523,7 +1548,6 @@
                 <w:rFonts w:ascii="Calibri" w:hAnsi="Calibri" w:cs="Calibri" w:eastAsia="Calibri"/>
                 <w:spacing w:val="0"/>
                 <w:position w:val="0"/>
-                <w:shd w:fill="auto" w:val="clear"/>
               </w:rPr>
             </w:pPr>
             <w:r>
@@ -1660,7 +1684,7 @@
           <w:sz w:val="22"/>
           <w:shd w:fill="auto" w:val="clear"/>
         </w:rPr>
-        <w:t xml:space="preserve">Trainee Fullstack developer</w:t>
+        <w:t xml:space="preserve">Fullstack developer</w:t>
       </w:r>
     </w:p>
     <w:p>
@@ -1808,7 +1832,7 @@
       <w:pPr>
         <w:numPr>
           <w:ilvl w:val="0"/>
-          <w:numId w:val="36"/>
+          <w:numId w:val="35"/>
         </w:numPr>
         <w:spacing w:before="200" w:after="0" w:line="240"/>
         <w:ind w:right="0" w:left="1440" w:hanging="360"/>
@@ -1839,7 +1863,7 @@
       <w:pPr>
         <w:numPr>
           <w:ilvl w:val="0"/>
-          <w:numId w:val="36"/>
+          <w:numId w:val="35"/>
         </w:numPr>
         <w:spacing w:before="0" w:after="0" w:line="240"/>
         <w:ind w:right="0" w:left="1440" w:hanging="360"/>
@@ -1870,7 +1894,7 @@
       <w:pPr>
         <w:numPr>
           <w:ilvl w:val="0"/>
-          <w:numId w:val="36"/>
+          <w:numId w:val="35"/>
         </w:numPr>
         <w:spacing w:before="0" w:after="0" w:line="240"/>
         <w:ind w:right="0" w:left="1440" w:hanging="360"/>
@@ -1901,7 +1925,7 @@
       <w:pPr>
         <w:numPr>
           <w:ilvl w:val="0"/>
-          <w:numId w:val="36"/>
+          <w:numId w:val="35"/>
         </w:numPr>
         <w:spacing w:before="0" w:after="0" w:line="240"/>
         <w:ind w:right="0" w:left="1440" w:hanging="360"/>
@@ -1932,7 +1956,7 @@
       <w:pPr>
         <w:numPr>
           <w:ilvl w:val="0"/>
-          <w:numId w:val="36"/>
+          <w:numId w:val="35"/>
         </w:numPr>
         <w:spacing w:before="0" w:after="0" w:line="240"/>
         <w:ind w:right="0" w:left="1440" w:hanging="360"/>
@@ -1963,7 +1987,7 @@
       <w:pPr>
         <w:numPr>
           <w:ilvl w:val="0"/>
-          <w:numId w:val="36"/>
+          <w:numId w:val="35"/>
         </w:numPr>
         <w:spacing w:before="0" w:after="0" w:line="240"/>
         <w:ind w:right="0" w:left="1440" w:hanging="360"/>
@@ -1994,7 +2018,7 @@
       <w:pPr>
         <w:numPr>
           <w:ilvl w:val="0"/>
-          <w:numId w:val="36"/>
+          <w:numId w:val="35"/>
         </w:numPr>
         <w:spacing w:before="0" w:after="0" w:line="240"/>
         <w:ind w:right="0" w:left="1440" w:hanging="360"/>
@@ -2025,7 +2049,7 @@
       <w:pPr>
         <w:numPr>
           <w:ilvl w:val="0"/>
-          <w:numId w:val="36"/>
+          <w:numId w:val="35"/>
         </w:numPr>
         <w:spacing w:before="0" w:after="160" w:line="240"/>
         <w:ind w:right="0" w:left="1440" w:hanging="360"/>
@@ -2235,7 +2259,7 @@
       <w:pPr>
         <w:numPr>
           <w:ilvl w:val="0"/>
-          <w:numId w:val="43"/>
+          <w:numId w:val="42"/>
         </w:numPr>
         <w:spacing w:before="0" w:after="0" w:line="240"/>
         <w:ind w:right="0" w:left="1440" w:hanging="360"/>
@@ -2266,7 +2290,7 @@
       <w:pPr>
         <w:numPr>
           <w:ilvl w:val="0"/>
-          <w:numId w:val="43"/>
+          <w:numId w:val="42"/>
         </w:numPr>
         <w:spacing w:before="0" w:after="0" w:line="240"/>
         <w:ind w:right="0" w:left="1440" w:hanging="360"/>
@@ -2297,7 +2321,7 @@
       <w:pPr>
         <w:numPr>
           <w:ilvl w:val="0"/>
-          <w:numId w:val="43"/>
+          <w:numId w:val="42"/>
         </w:numPr>
         <w:spacing w:before="0" w:after="0" w:line="240"/>
         <w:ind w:right="0" w:left="1440" w:hanging="360"/>
@@ -2328,7 +2352,7 @@
       <w:pPr>
         <w:numPr>
           <w:ilvl w:val="0"/>
-          <w:numId w:val="43"/>
+          <w:numId w:val="42"/>
         </w:numPr>
         <w:spacing w:before="0" w:after="0" w:line="240"/>
         <w:ind w:right="0" w:left="1440" w:hanging="360"/>
@@ -2359,7 +2383,7 @@
       <w:pPr>
         <w:numPr>
           <w:ilvl w:val="0"/>
-          <w:numId w:val="43"/>
+          <w:numId w:val="42"/>
         </w:numPr>
         <w:spacing w:before="0" w:after="0" w:line="240"/>
         <w:ind w:right="0" w:left="1440" w:hanging="360"/>
@@ -2390,7 +2414,7 @@
       <w:pPr>
         <w:numPr>
           <w:ilvl w:val="0"/>
-          <w:numId w:val="43"/>
+          <w:numId w:val="42"/>
         </w:numPr>
         <w:spacing w:before="0" w:after="0" w:line="240"/>
         <w:ind w:right="0" w:left="1440" w:hanging="360"/>
@@ -2421,7 +2445,7 @@
       <w:pPr>
         <w:numPr>
           <w:ilvl w:val="0"/>
-          <w:numId w:val="43"/>
+          <w:numId w:val="42"/>
         </w:numPr>
         <w:spacing w:before="0" w:after="100" w:line="240"/>
         <w:ind w:right="0" w:left="1440" w:hanging="360"/>
@@ -2647,7 +2671,7 @@
       <w:pPr>
         <w:numPr>
           <w:ilvl w:val="0"/>
-          <w:numId w:val="50"/>
+          <w:numId w:val="49"/>
         </w:numPr>
         <w:spacing w:before="200" w:after="80" w:line="240"/>
         <w:ind w:right="0" w:left="720" w:hanging="360"/>
@@ -2677,7 +2701,7 @@
       <w:pPr>
         <w:numPr>
           <w:ilvl w:val="0"/>
-          <w:numId w:val="50"/>
+          <w:numId w:val="49"/>
         </w:numPr>
         <w:spacing w:before="200" w:after="80" w:line="240"/>
         <w:ind w:right="0" w:left="720" w:hanging="360"/>
@@ -2707,7 +2731,7 @@
       <w:pPr>
         <w:numPr>
           <w:ilvl w:val="0"/>
-          <w:numId w:val="50"/>
+          <w:numId w:val="49"/>
         </w:numPr>
         <w:spacing w:before="200" w:after="80" w:line="240"/>
         <w:ind w:right="0" w:left="720" w:hanging="360"/>
@@ -2737,7 +2761,7 @@
       <w:pPr>
         <w:numPr>
           <w:ilvl w:val="0"/>
-          <w:numId w:val="50"/>
+          <w:numId w:val="49"/>
         </w:numPr>
         <w:spacing w:before="200" w:after="80" w:line="240"/>
         <w:ind w:right="0" w:left="720" w:hanging="360"/>
@@ -2767,7 +2791,7 @@
       <w:pPr>
         <w:numPr>
           <w:ilvl w:val="0"/>
-          <w:numId w:val="50"/>
+          <w:numId w:val="49"/>
         </w:numPr>
         <w:spacing w:before="200" w:after="80" w:line="240"/>
         <w:ind w:right="0" w:left="720" w:hanging="360"/>
@@ -2797,7 +2821,7 @@
       <w:pPr>
         <w:numPr>
           <w:ilvl w:val="0"/>
-          <w:numId w:val="50"/>
+          <w:numId w:val="49"/>
         </w:numPr>
         <w:spacing w:before="200" w:after="80" w:line="240"/>
         <w:ind w:right="0" w:left="720" w:hanging="360"/>
@@ -2827,7 +2851,7 @@
       <w:pPr>
         <w:numPr>
           <w:ilvl w:val="0"/>
-          <w:numId w:val="50"/>
+          <w:numId w:val="49"/>
         </w:numPr>
         <w:spacing w:before="200" w:after="80" w:line="240"/>
         <w:ind w:right="0" w:left="720" w:hanging="360"/>
@@ -3087,7 +3111,6 @@
                 <w:rFonts w:ascii="Calibri" w:hAnsi="Calibri" w:cs="Calibri" w:eastAsia="Calibri"/>
                 <w:spacing w:val="0"/>
                 <w:position w:val="0"/>
-                <w:shd w:fill="auto" w:val="clear"/>
               </w:rPr>
             </w:pPr>
             <w:r>
@@ -3194,7 +3217,6 @@
                 <w:rFonts w:ascii="Calibri" w:hAnsi="Calibri" w:cs="Calibri" w:eastAsia="Calibri"/>
                 <w:spacing w:val="0"/>
                 <w:position w:val="0"/>
-                <w:shd w:fill="auto" w:val="clear"/>
               </w:rPr>
             </w:pPr>
             <w:r>
@@ -3352,13 +3374,13 @@
       <w:lvlText w:val="•"/>
     </w:lvl>
   </w:abstractNum>
-  <w:num w:numId="36">
+  <w:num w:numId="35">
     <w:abstractNumId w:val="12"/>
   </w:num>
-  <w:num w:numId="43">
+  <w:num w:numId="42">
     <w:abstractNumId w:val="6"/>
   </w:num>
-  <w:num w:numId="50">
+  <w:num w:numId="49">
     <w:abstractNumId w:val="0"/>
   </w:num>
 </w:numbering>
